--- a/README.docx
+++ b/README.docx
@@ -414,6 +414,67 @@
                 <w:szCs w:val="22"/>
               </w:rPr>
               <w:t xml:space="preserve">Exercise 2 — Memory Matching Flutter Game (30 points)</w:t>
+            </w:r>
+          </w:p>
+        </w:tc>
+      </w:tr>
+      <w:tr>
+        <w:tc>
+          <w:tcPr>
+            <w:tcW w:type="dxa" w:w="2160"/>
+            <w:tcBorders>
+              <w:top w:val="single" w:color="CCCCCC" w:sz="4"/>
+              <w:left w:val="single" w:color="CCCCCC" w:sz="4"/>
+              <w:bottom w:val="single" w:color="CCCCCC" w:sz="4"/>
+              <w:right w:val="single" w:color="CCCCCC" w:sz="4"/>
+            </w:tcBorders>
+            <w:shd w:fill="1E3A5F" w:color="auto" w:val="clear"/>
+            <w:tcMar>
+              <w:top w:type="dxa" w:w="100"/>
+              <w:left w:type="dxa" w:w="140"/>
+              <w:bottom w:type="dxa" w:w="100"/>
+              <w:right w:type="dxa" w:w="140"/>
+            </w:tcMar>
+          </w:tcPr>
+          <w:p>
+            <w:r>
+              <w:rPr>
+                <w:b/>
+                <w:bCs/>
+                <w:color w:val="FFFFFF"/>
+                <w:sz w:val="22"/>
+                <w:szCs w:val="22"/>
+              </w:rPr>
+              <w:t xml:space="preserve">GitHub:</w:t>
+            </w:r>
+          </w:p>
+        </w:tc>
+        <w:tc>
+          <w:tcPr>
+            <w:tcW w:type="dxa" w:w="7200"/>
+            <w:tcBorders>
+              <w:top w:val="single" w:color="CCCCCC" w:sz="4"/>
+              <w:left w:val="single" w:color="CCCCCC" w:sz="4"/>
+              <w:bottom w:val="single" w:color="CCCCCC" w:sz="4"/>
+              <w:right w:val="single" w:color="CCCCCC" w:sz="4"/>
+            </w:tcBorders>
+            <w:tcMar>
+              <w:top w:type="dxa" w:w="100"/>
+              <w:left w:type="dxa" w:w="140"/>
+              <w:bottom w:type="dxa" w:w="100"/>
+              <w:right w:type="dxa" w:w="140"/>
+            </w:tcMar>
+          </w:tcPr>
+          <w:p>
+            <w:r>
+              <w:rPr>
+                <w:b w:val="false"/>
+                <w:bCs w:val="false"/>
+                <w:color w:val="1E3A5F"/>
+                <w:sz w:val="22"/>
+                <w:szCs w:val="22"/>
+              </w:rPr>
+              <w:t xml:space="preserve">https://github.com/donaldabc001/harmony_pairs</w:t>
             </w:r>
           </w:p>
         </w:tc>
